--- a/documentação/Documentação_Análise de Dados de Vacinação do SUS.docx
+++ b/documentação/Documentação_Análise de Dados de Vacinação do SUS.docx
@@ -2,11 +2,7 @@
 <file path=word/document.xml><?xml version="1.0" encoding="utf-8"?>
 <w:document xmlns:wpc="http://schemas.microsoft.com/office/word/2010/wordprocessingCanvas" xmlns:cx="http://schemas.microsoft.com/office/drawing/2014/chartex" xmlns:cx1="http://schemas.microsoft.com/office/drawing/2015/9/8/chartex" xmlns:cx2="http://schemas.microsoft.com/office/drawing/2015/10/21/chartex" xmlns:cx3="http://schemas.microsoft.com/office/drawing/2016/5/9/chartex" xmlns:cx4="http://schemas.microsoft.com/office/drawing/2016/5/10/chartex" xmlns:cx5="http://schemas.microsoft.com/office/drawing/2016/5/11/chartex" xmlns:cx6="http://schemas.microsoft.com/office/drawing/2016/5/12/chartex" xmlns:cx7="http://schemas.microsoft.com/office/drawing/2016/5/13/chartex" xmlns:cx8="http://schemas.microsoft.com/office/drawing/2016/5/14/chartex" xmlns:mc="http://schemas.openxmlformats.org/markup-compatibility/2006" xmlns:aink="http://schemas.microsoft.com/office/drawing/2016/ink" xmlns:am3d="http://schemas.microsoft.com/office/drawing/2017/model3d" xmlns:o="urn:schemas-microsoft-com:office:office" xmlns:oel="http://schemas.microsoft.com/office/2019/extlst" xmlns:r="http://schemas.openxmlformats.org/officeDocument/2006/relationships" xmlns:m="http://schemas.openxmlformats.org/officeDocument/2006/math" xmlns:v="urn:schemas-microsoft-com:vml" xmlns:wp14="http://schemas.microsoft.com/office/word/2010/wordprocessingDrawing" xmlns:wp="http://schemas.openxmlformats.org/drawingml/2006/wordprocessingDrawing" xmlns:w10="urn:schemas-microsoft-com:office:word" xmlns:w="http://schemas.openxmlformats.org/wordprocessingml/2006/main" xmlns:w14="http://schemas.microsoft.com/office/word/2010/wordml" xmlns:w15="http://schemas.microsoft.com/office/word/2012/wordml" xmlns:w16cex="http://schemas.microsoft.com/office/word/2018/wordml/cex" xmlns:w16cid="http://schemas.microsoft.com/office/word/2016/wordml/cid" xmlns:w16="http://schemas.microsoft.com/office/word/2018/wordml" xmlns:w16du="http://schemas.microsoft.com/office/word/2023/wordml/word16du" xmlns:w16sdtdh="http://schemas.microsoft.com/office/word/2020/wordml/sdtdatahash" xmlns:w16sdtfl="http://schemas.microsoft.com/office/word/2024/wordml/sdtformatlock" xmlns:w16se="http://schemas.microsoft.com/office/word/2015/wordml/symex" xmlns:wpg="http://schemas.microsoft.com/office/word/2010/wordprocessingGroup" xmlns:wpi="http://schemas.microsoft.com/office/word/2010/wordprocessingInk" xmlns:wne="http://schemas.microsoft.com/office/word/2006/wordml" xmlns:wps="http://schemas.microsoft.com/office/word/2010/wordprocessingShape" mc:Ignorable="w14 w15 w16se w16cid w16 w16cex w16sdtdh w16sdtfl w16du wp14">
   <w:body>
-    <w:p>
-      <w:pPr>
-        <w:jc w:val="center"/>
-      </w:pPr>
-    </w:p>
+    <w:p/>
     <w:p>
       <w:pPr>
         <w:jc w:val="center"/>
@@ -1908,6 +1904,10 @@
     <w:p>
       <w:pPr>
         <w:pStyle w:val="NormalWeb"/>
+        <w:numPr>
+          <w:ilvl w:val="0"/>
+          <w:numId w:val="4"/>
+        </w:numPr>
         <w:spacing w:before="0" w:beforeAutospacing="0"/>
         <w:rPr>
           <w:rFonts w:ascii="Arial" w:hAnsi="Arial" w:cs="Arial"/>
@@ -1916,41 +1916,60 @@
       </w:pPr>
       <w:r>
         <w:rPr>
+          <w:rStyle w:val="citation-101"/>
           <w:rFonts w:ascii="Arial" w:hAnsi="Arial" w:cs="Arial"/>
           <w:b/>
           <w:bCs/>
           <w:lang w:val="pt-BR"/>
         </w:rPr>
+        <w:t>Banco de dados:</w:t>
+      </w:r>
+      <w:r>
+        <w:rPr>
+          <w:rStyle w:val="citation-101"/>
+          <w:rFonts w:ascii="Arial" w:hAnsi="Arial" w:cs="Arial"/>
+          <w:b/>
+          <w:bCs/>
+          <w:lang w:val="pt-BR"/>
+        </w:rPr>
+        <w:t xml:space="preserve"> </w:t>
+      </w:r>
+      <w:r>
+        <w:rPr>
+          <w:rStyle w:val="citation-101"/>
+          <w:rFonts w:ascii="Arial" w:hAnsi="Arial" w:cs="Arial"/>
+          <w:lang w:val="pt-BR"/>
+        </w:rPr>
+        <w:t xml:space="preserve">Armazenamento dos dados para tratamento em banco </w:t>
+      </w:r>
+      <w:proofErr w:type="spellStart"/>
+      <w:r>
+        <w:rPr>
+          <w:rStyle w:val="citation-101"/>
+          <w:rFonts w:ascii="Arial" w:hAnsi="Arial" w:cs="Arial"/>
+          <w:lang w:val="pt-BR"/>
+        </w:rPr>
+        <w:t>Json</w:t>
+      </w:r>
+      <w:proofErr w:type="spellEnd"/>
+    </w:p>
+    <w:p>
+      <w:pPr>
+        <w:pStyle w:val="NormalWeb"/>
+        <w:spacing w:before="0" w:beforeAutospacing="0"/>
+        <w:rPr>
+          <w:rFonts w:ascii="Arial" w:hAnsi="Arial" w:cs="Arial"/>
+          <w:lang w:val="pt-BR"/>
+        </w:rPr>
+      </w:pPr>
+      <w:r>
+        <w:rPr>
+          <w:rFonts w:ascii="Arial" w:hAnsi="Arial" w:cs="Arial"/>
+          <w:b/>
+          <w:bCs/>
+          <w:lang w:val="pt-BR"/>
+        </w:rPr>
         <w:t>O que não será implementado:</w:t>
-      </w:r>
-    </w:p>
-    <w:p>
-      <w:pPr>
-        <w:pStyle w:val="NormalWeb"/>
-        <w:numPr>
-          <w:ilvl w:val="0"/>
-          <w:numId w:val="5"/>
-        </w:numPr>
-        <w:spacing w:before="0" w:beforeAutospacing="0"/>
-        <w:rPr>
-          <w:rFonts w:ascii="Arial" w:hAnsi="Arial" w:cs="Arial"/>
-          <w:lang w:val="pt-BR"/>
-        </w:rPr>
-      </w:pPr>
-      <w:r>
-        <w:rPr>
-          <w:rStyle w:val="citation-100"/>
-          <w:rFonts w:ascii="Arial" w:hAnsi="Arial" w:cs="Arial"/>
-          <w:lang w:val="pt-BR"/>
-        </w:rPr>
-        <w:t>Persistência de dados em banco de dados</w:t>
-      </w:r>
-      <w:r>
-        <w:rPr>
-          <w:rFonts w:ascii="Arial" w:hAnsi="Arial" w:cs="Arial"/>
-          <w:lang w:val="pt-BR"/>
-        </w:rPr>
-        <w:t>.</w:t>
       </w:r>
     </w:p>
     <w:p>
@@ -2646,6 +2665,68 @@
     </w:p>
     <w:p>
       <w:pPr>
+        <w:pStyle w:val="NormalWeb"/>
+        <w:numPr>
+          <w:ilvl w:val="0"/>
+          <w:numId w:val="5"/>
+        </w:numPr>
+        <w:rPr>
+          <w:rFonts w:ascii="Arial" w:hAnsi="Arial" w:cs="Arial"/>
+          <w:lang w:val="pt-BR"/>
+        </w:rPr>
+      </w:pPr>
+      <w:r>
+        <w:rPr>
+          <w:rStyle w:val="citation-89"/>
+          <w:rFonts w:ascii="Arial" w:hAnsi="Arial" w:cs="Arial"/>
+          <w:b/>
+          <w:bCs/>
+          <w:lang w:val="pt-BR"/>
+        </w:rPr>
+        <w:t>Banco de dados:</w:t>
+      </w:r>
+      <w:r>
+        <w:rPr>
+          <w:rFonts w:ascii="Arial" w:hAnsi="Arial" w:cs="Arial"/>
+          <w:lang w:val="pt-BR"/>
+        </w:rPr>
+        <w:t xml:space="preserve"> </w:t>
+      </w:r>
+      <w:proofErr w:type="spellStart"/>
+      <w:r>
+        <w:rPr>
+          <w:rFonts w:ascii="Arial" w:hAnsi="Arial" w:cs="Arial"/>
+          <w:lang w:val="pt-BR"/>
+        </w:rPr>
+        <w:t>Json</w:t>
+      </w:r>
+      <w:proofErr w:type="spellEnd"/>
+      <w:r>
+        <w:rPr>
+          <w:rFonts w:ascii="Arial" w:hAnsi="Arial" w:cs="Arial"/>
+          <w:lang w:val="pt-BR"/>
+        </w:rPr>
+        <w:t xml:space="preserve"> </w:t>
+      </w:r>
+      <w:proofErr w:type="spellStart"/>
+      <w:r>
+        <w:rPr>
+          <w:rFonts w:ascii="Arial" w:hAnsi="Arial" w:cs="Arial"/>
+          <w:lang w:val="pt-BR"/>
+        </w:rPr>
+        <w:t>NoSQL</w:t>
+      </w:r>
+      <w:proofErr w:type="spellEnd"/>
+      <w:r>
+        <w:rPr>
+          <w:rFonts w:ascii="Arial" w:hAnsi="Arial" w:cs="Arial"/>
+          <w:lang w:val="pt-BR"/>
+        </w:rPr>
+        <w:t xml:space="preserve"> do tipo documento</w:t>
+      </w:r>
+    </w:p>
+    <w:p>
+      <w:pPr>
         <w:jc w:val="both"/>
       </w:pPr>
     </w:p>
@@ -2901,82 +2982,167 @@
 
 <file path=word/footer1.xml><?xml version="1.0" encoding="utf-8"?>
 <w:ftr xmlns:wpc="http://schemas.microsoft.com/office/word/2010/wordprocessingCanvas" xmlns:cx="http://schemas.microsoft.com/office/drawing/2014/chartex" xmlns:cx1="http://schemas.microsoft.com/office/drawing/2015/9/8/chartex" xmlns:cx2="http://schemas.microsoft.com/office/drawing/2015/10/21/chartex" xmlns:cx3="http://schemas.microsoft.com/office/drawing/2016/5/9/chartex" xmlns:cx4="http://schemas.microsoft.com/office/drawing/2016/5/10/chartex" xmlns:cx5="http://schemas.microsoft.com/office/drawing/2016/5/11/chartex" xmlns:cx6="http://schemas.microsoft.com/office/drawing/2016/5/12/chartex" xmlns:cx7="http://schemas.microsoft.com/office/drawing/2016/5/13/chartex" xmlns:cx8="http://schemas.microsoft.com/office/drawing/2016/5/14/chartex" xmlns:mc="http://schemas.openxmlformats.org/markup-compatibility/2006" xmlns:aink="http://schemas.microsoft.com/office/drawing/2016/ink" xmlns:am3d="http://schemas.microsoft.com/office/drawing/2017/model3d" xmlns:o="urn:schemas-microsoft-com:office:office" xmlns:oel="http://schemas.microsoft.com/office/2019/extlst" xmlns:r="http://schemas.openxmlformats.org/officeDocument/2006/relationships" xmlns:m="http://schemas.openxmlformats.org/officeDocument/2006/math" xmlns:v="urn:schemas-microsoft-com:vml" xmlns:wp14="http://schemas.microsoft.com/office/word/2010/wordprocessingDrawing" xmlns:wp="http://schemas.openxmlformats.org/drawingml/2006/wordprocessingDrawing" xmlns:w10="urn:schemas-microsoft-com:office:word" xmlns:w="http://schemas.openxmlformats.org/wordprocessingml/2006/main" xmlns:w14="http://schemas.microsoft.com/office/word/2010/wordml" xmlns:w15="http://schemas.microsoft.com/office/word/2012/wordml" xmlns:w16cex="http://schemas.microsoft.com/office/word/2018/wordml/cex" xmlns:w16cid="http://schemas.microsoft.com/office/word/2016/wordml/cid" xmlns:w16="http://schemas.microsoft.com/office/word/2018/wordml" xmlns:w16du="http://schemas.microsoft.com/office/word/2023/wordml/word16du" xmlns:w16sdtdh="http://schemas.microsoft.com/office/word/2020/wordml/sdtdatahash" xmlns:w16sdtfl="http://schemas.microsoft.com/office/word/2024/wordml/sdtformatlock" xmlns:w16se="http://schemas.microsoft.com/office/word/2015/wordml/symex" xmlns:wpg="http://schemas.microsoft.com/office/word/2010/wordprocessingGroup" xmlns:wpi="http://schemas.microsoft.com/office/word/2010/wordprocessingInk" xmlns:wne="http://schemas.microsoft.com/office/word/2006/wordml" xmlns:wps="http://schemas.microsoft.com/office/word/2010/wordprocessingShape" mc:Ignorable="w14 w15 w16se w16cid w16 w16cex w16sdtdh w16sdtfl w16du wp14">
-  <w:p>
-    <w:pPr>
-      <w:jc w:val="right"/>
-    </w:pPr>
-  </w:p>
   <w:tbl>
     <w:tblPr>
-      <w:tblStyle w:val="afffffc"/>
-      <w:tblW w:w="9029" w:type="dxa"/>
-      <w:jc w:val="right"/>
-      <w:tblInd w:w="0" w:type="dxa"/>
-      <w:tblLayout w:type="fixed"/>
-      <w:tblLook w:val="0600" w:firstRow="0" w:lastRow="0" w:firstColumn="0" w:lastColumn="0" w:noHBand="1" w:noVBand="1"/>
+      <w:tblW w:w="5000" w:type="pct"/>
+      <w:jc w:val="center"/>
+      <w:tblCellMar>
+        <w:top w:w="144" w:type="dxa"/>
+        <w:left w:w="115" w:type="dxa"/>
+        <w:bottom w:w="144" w:type="dxa"/>
+        <w:right w:w="115" w:type="dxa"/>
+      </w:tblCellMar>
+      <w:tblLook w:val="04A0" w:firstRow="1" w:lastRow="0" w:firstColumn="1" w:lastColumn="0" w:noHBand="0" w:noVBand="1"/>
     </w:tblPr>
     <w:tblGrid>
-      <w:gridCol w:w="9029"/>
+      <w:gridCol w:w="4518"/>
+      <w:gridCol w:w="4511"/>
     </w:tblGrid>
     <w:tr>
       <w:trPr>
-        <w:trHeight w:val="305"/>
-        <w:jc w:val="right"/>
+        <w:trHeight w:hRule="exact" w:val="115"/>
+        <w:jc w:val="center"/>
       </w:trPr>
       <w:tc>
         <w:tcPr>
-          <w:tcW w:w="9029" w:type="dxa"/>
-          <w:shd w:val="clear" w:color="auto" w:fill="C9DAF8"/>
+          <w:tcW w:w="4686" w:type="dxa"/>
+          <w:shd w:val="clear" w:color="auto" w:fill="4F81BD" w:themeFill="accent1"/>
           <w:tcMar>
-            <w:top w:w="100" w:type="dxa"/>
-            <w:left w:w="100" w:type="dxa"/>
-            <w:bottom w:w="100" w:type="dxa"/>
-            <w:right w:w="100" w:type="dxa"/>
+            <w:top w:w="0" w:type="dxa"/>
+            <w:bottom w:w="0" w:type="dxa"/>
           </w:tcMar>
         </w:tcPr>
         <w:p>
           <w:pPr>
+            <w:pStyle w:val="Cabealho"/>
+            <w:tabs>
+              <w:tab w:val="clear" w:pos="4680"/>
+              <w:tab w:val="clear" w:pos="9360"/>
+            </w:tabs>
+            <w:rPr>
+              <w:caps/>
+              <w:sz w:val="18"/>
+            </w:rPr>
+          </w:pPr>
+        </w:p>
+      </w:tc>
+      <w:tc>
+        <w:tcPr>
+          <w:tcW w:w="4674" w:type="dxa"/>
+          <w:shd w:val="clear" w:color="auto" w:fill="4F81BD" w:themeFill="accent1"/>
+          <w:tcMar>
+            <w:top w:w="0" w:type="dxa"/>
+            <w:bottom w:w="0" w:type="dxa"/>
+          </w:tcMar>
+        </w:tcPr>
+        <w:p>
+          <w:pPr>
+            <w:pStyle w:val="Cabealho"/>
+            <w:tabs>
+              <w:tab w:val="clear" w:pos="4680"/>
+              <w:tab w:val="clear" w:pos="9360"/>
+            </w:tabs>
             <w:jc w:val="right"/>
             <w:rPr>
-              <w:color w:val="1C4587"/>
+              <w:caps/>
+              <w:sz w:val="18"/>
+            </w:rPr>
+          </w:pPr>
+        </w:p>
+      </w:tc>
+    </w:tr>
+    <w:tr>
+      <w:trPr>
+        <w:trHeight w:val="164"/>
+        <w:jc w:val="center"/>
+      </w:trPr>
+      <w:tc>
+        <w:tcPr>
+          <w:tcW w:w="4686" w:type="dxa"/>
+          <w:shd w:val="clear" w:color="auto" w:fill="auto"/>
+          <w:vAlign w:val="center"/>
+        </w:tcPr>
+        <w:p>
+          <w:pPr>
+            <w:pStyle w:val="Rodap"/>
+            <w:tabs>
+              <w:tab w:val="clear" w:pos="4680"/>
+              <w:tab w:val="clear" w:pos="9360"/>
+            </w:tabs>
+            <w:rPr>
+              <w:caps/>
+              <w:color w:val="808080" w:themeColor="background1" w:themeShade="80"/>
+              <w:sz w:val="18"/>
+              <w:szCs w:val="18"/>
+            </w:rPr>
+          </w:pPr>
+        </w:p>
+      </w:tc>
+      <w:tc>
+        <w:tcPr>
+          <w:tcW w:w="4674" w:type="dxa"/>
+          <w:shd w:val="clear" w:color="auto" w:fill="auto"/>
+          <w:vAlign w:val="center"/>
+        </w:tcPr>
+        <w:p>
+          <w:pPr>
+            <w:pStyle w:val="Rodap"/>
+            <w:tabs>
+              <w:tab w:val="clear" w:pos="4680"/>
+              <w:tab w:val="clear" w:pos="9360"/>
+            </w:tabs>
+            <w:jc w:val="right"/>
+            <w:rPr>
+              <w:caps/>
+              <w:color w:val="808080" w:themeColor="background1" w:themeShade="80"/>
+              <w:sz w:val="18"/>
+              <w:szCs w:val="18"/>
             </w:rPr>
           </w:pPr>
           <w:r>
             <w:rPr>
-              <w:color w:val="1C4587"/>
+              <w:caps/>
+              <w:color w:val="808080" w:themeColor="background1" w:themeShade="80"/>
+              <w:sz w:val="18"/>
+              <w:szCs w:val="18"/>
             </w:rPr>
             <w:fldChar w:fldCharType="begin"/>
           </w:r>
           <w:r>
             <w:rPr>
-              <w:color w:val="1C4587"/>
+              <w:caps/>
+              <w:color w:val="808080" w:themeColor="background1" w:themeShade="80"/>
+              <w:sz w:val="18"/>
+              <w:szCs w:val="18"/>
             </w:rPr>
-            <w:instrText>PAGE</w:instrText>
+            <w:instrText>PAGE   \* MERGEFORMAT</w:instrText>
           </w:r>
           <w:r>
             <w:rPr>
-              <w:color w:val="1C4587"/>
+              <w:caps/>
+              <w:color w:val="808080" w:themeColor="background1" w:themeShade="80"/>
+              <w:sz w:val="18"/>
+              <w:szCs w:val="18"/>
             </w:rPr>
             <w:fldChar w:fldCharType="separate"/>
           </w:r>
           <w:r>
             <w:rPr>
-              <w:noProof/>
-              <w:color w:val="1C4587"/>
+              <w:caps/>
+              <w:color w:val="808080" w:themeColor="background1" w:themeShade="80"/>
+              <w:sz w:val="18"/>
+              <w:szCs w:val="18"/>
             </w:rPr>
-            <w:t>1</w:t>
+            <w:t>2</w:t>
           </w:r>
           <w:r>
             <w:rPr>
-              <w:color w:val="1C4587"/>
+              <w:caps/>
+              <w:color w:val="808080" w:themeColor="background1" w:themeShade="80"/>
+              <w:sz w:val="18"/>
+              <w:szCs w:val="18"/>
             </w:rPr>
             <w:fldChar w:fldCharType="end"/>
-          </w:r>
-          <w:r>
-            <w:rPr>
-              <w:color w:val="1C4587"/>
-            </w:rPr>
-            <w:t>/18</w:t>
           </w:r>
         </w:p>
       </w:tc>
@@ -4605,7 +4771,6 @@
   <w:style w:type="character" w:default="1" w:styleId="Fontepargpadro">
     <w:name w:val="Default Paragraph Font"/>
     <w:uiPriority w:val="1"/>
-    <w:semiHidden/>
     <w:unhideWhenUsed/>
   </w:style>
   <w:style w:type="table" w:default="1" w:styleId="Tabelanormal">
@@ -5977,6 +6142,16 @@
     <w:name w:val="citation-84"/>
     <w:basedOn w:val="Fontepargpadro"/>
     <w:rsid w:val="00014784"/>
+  </w:style>
+  <w:style w:type="character" w:customStyle="1" w:styleId="TextodeEspaoReservado">
+    <w:name w:val="Texto de Espaço Reservado"/>
+    <w:basedOn w:val="Fontepargpadro"/>
+    <w:uiPriority w:val="99"/>
+    <w:semiHidden/>
+    <w:rsid w:val="00856175"/>
+    <w:rPr>
+      <w:color w:val="808080"/>
+    </w:rPr>
   </w:style>
 </w:styles>
 </file>
